--- a/Objective.docx
+++ b/Objective.docx
@@ -292,23 +292,7 @@
           <w:rFonts w:ascii="Cambria Math" w:hAnsi="Cambria Math"/>
           <w:i/>
         </w:rPr>
-        <w:t xml:space="preserve">he set of all Employees (Variables employees, E). Indexed by </w:t>
-      </w:r>
-      <w:proofErr w:type="spellStart"/>
-      <w:r>
-        <w:rPr>
-          <w:rFonts w:ascii="Cambria Math" w:hAnsi="Cambria Math"/>
-          <w:i/>
-        </w:rPr>
-        <w:t>i</w:t>
-      </w:r>
-      <w:proofErr w:type="spellEnd"/>
-      <w:r>
-        <w:rPr>
-          <w:rFonts w:ascii="Cambria Math" w:hAnsi="Cambria Math"/>
-          <w:i/>
-        </w:rPr>
-        <w:t>.</w:t>
+        <w:t>he set of all Employees (Variables employees, E). Indexed by i.</w:t>
       </w:r>
     </w:p>
     <w:p>
@@ -338,17 +322,16 @@
           <w:rFonts w:ascii="Cambria Math" w:hAnsi="Cambria Math"/>
           <w:i/>
         </w:rPr>
-        <w:t xml:space="preserve">he set of all Requirements (Variables requirements, </w:t>
+        <w:t>he set of all Requirements (Variables requirements, r</w:t>
       </w:r>
-      <w:proofErr w:type="spellStart"/>
       <w:r>
         <w:rPr>
           <w:rFonts w:ascii="Cambria Math" w:hAnsi="Cambria Math"/>
           <w:i/>
+          <w:vertAlign w:val="subscript"/>
         </w:rPr>
-        <w:t>rs</w:t>
+        <w:t>s</w:t>
       </w:r>
-      <w:proofErr w:type="spellEnd"/>
       <w:r>
         <w:rPr>
           <w:rFonts w:ascii="Cambria Math" w:hAnsi="Cambria Math"/>
@@ -370,13 +353,7 @@
             <w:rPr>
               <w:rFonts w:ascii="Cambria Math" w:hAnsi="Cambria Math"/>
             </w:rPr>
-            <m:t>k</m:t>
-          </m:r>
-          <m:r>
-            <w:rPr>
-              <w:rFonts w:ascii="Cambria Math" w:hAnsi="Cambria Math"/>
-            </w:rPr>
-            <m:t>=Number of employees chosen by Eucledian Distance</m:t>
+            <m:t>k=Number of employees chosen by Eucledian Distance</m:t>
           </m:r>
         </m:oMath>
       </m:oMathPara>
@@ -471,11 +448,6 @@
       </m:oMathPara>
     </w:p>
     <w:p>
-      <w:pPr>
-        <w:rPr>
-          <w:rFonts w:hint="eastAsia"/>
-        </w:rPr>
-      </w:pPr>
       <m:oMathPara>
         <m:oMath>
           <m:sSub>
@@ -2097,17 +2069,8 @@
         <w:t xml:space="preserve">Employee Activation: </w:t>
       </w:r>
       <w:r>
-        <w:t xml:space="preserve">If an employee </w:t>
+        <w:t>If an employee i takes any assignment, they must be marked as active (</w:t>
       </w:r>
-      <w:proofErr w:type="spellStart"/>
-      <w:r>
-        <w:t>i</w:t>
-      </w:r>
-      <w:proofErr w:type="spellEnd"/>
-      <w:r>
-        <w:t xml:space="preserve"> takes any assignment, they must be marked as active (</w:t>
-      </w:r>
-      <w:proofErr w:type="spellStart"/>
       <w:r>
         <w:t>y</w:t>
       </w:r>
@@ -2117,7 +2080,6 @@
         </w:rPr>
         <w:t>i</w:t>
       </w:r>
-      <w:proofErr w:type="spellEnd"/>
       <w:r>
         <w:t xml:space="preserve"> = 1).</w:t>
       </w:r>
@@ -2367,7 +2329,10 @@
     </w:p>
     <w:p>
       <w:r>
-        <w:t>Constraint 3: Binary Nature</w:t>
+        <w:t xml:space="preserve">Constraint 3: Binary </w:t>
+      </w:r>
+      <w:r>
+        <w:t>Constraint</w:t>
       </w:r>
     </w:p>
     <w:p>
@@ -3286,6 +3251,7 @@
   <w:style w:type="character" w:default="1" w:styleId="DefaultParagraphFont">
     <w:name w:val="Default Paragraph Font"/>
     <w:uiPriority w:val="1"/>
+    <w:semiHidden/>
     <w:unhideWhenUsed/>
   </w:style>
   <w:style w:type="table" w:default="1" w:styleId="TableNormal">
